--- a/DOCX/task_assignment.docx
+++ b/DOCX/task_assignment.docx
@@ -171,7 +171,13 @@
               <w:rPr>
                 <w:color w:val="000000"/>
               </w:rPr>
-              <w:t>- Tạo các file dữ liệu input (data1.csv, data2.csv, data3.csv)</w:t>
+              <w:t xml:space="preserve">- Tạo các file dữ liệu input </w:t>
+            </w:r>
+            <w:r>
+              <w:rPr>
+                <w:color w:val="000000"/>
+              </w:rPr>
+              <w:t>(file csv)</w:t>
             </w:r>
           </w:p>
         </w:tc>
@@ -509,7 +515,19 @@
               <w:rPr>
                 <w:color w:val="000000"/>
               </w:rPr>
-              <w:t>- Kết nối GUI với các module thuật toán và xử lý dữ liệu</w:t>
+              <w:t>-</w:t>
+            </w:r>
+            <w:r>
+              <w:rPr>
+                <w:color w:val="000000"/>
+              </w:rPr>
+              <w:t xml:space="preserve"> </w:t>
+            </w:r>
+            <w:r>
+              <w:rPr>
+                <w:color w:val="000000"/>
+              </w:rPr>
+              <w:t>Kết nối GUI với các module thuật toán và xử lý dữ liệu</w:t>
             </w:r>
           </w:p>
           <w:p>
@@ -1139,6 +1157,7 @@
   <w:style w:type="character" w:default="1" w:styleId="DefaultParagraphFont">
     <w:name w:val="Default Paragraph Font"/>
     <w:uiPriority w:val="1"/>
+    <w:semiHidden/>
     <w:unhideWhenUsed/>
   </w:style>
   <w:style w:type="table" w:default="1" w:styleId="TableNormal">
